--- a/docs/Sprint_Planning_3.docx
+++ b/docs/Sprint_Planning_3.docx
@@ -1050,7 +1050,7 @@
                 <w:sz w:val="20"/>
                 <w:szCs w:val="20"/>
               </w:rPr>
-              <w:t>Done</w:t>
+              <w:t>To Do</w:t>
             </w:r>
           </w:p>
         </w:tc>
@@ -1285,7 +1285,7 @@
                 <w:sz w:val="20"/>
                 <w:szCs w:val="20"/>
               </w:rPr>
-              <w:t>Done</w:t>
+              <w:t>To Do</w:t>
             </w:r>
           </w:p>
         </w:tc>
@@ -1520,7 +1520,7 @@
                 <w:sz w:val="20"/>
                 <w:szCs w:val="20"/>
               </w:rPr>
-              <w:t>In Progress</w:t>
+              <w:t>To Do</w:t>
             </w:r>
           </w:p>
         </w:tc>
@@ -3055,7 +3055,7 @@
                 <w:sz w:val="18"/>
                 <w:szCs w:val="18"/>
               </w:rPr>
-              <w:t>Mongoose, React, Jest</w:t>
+              <w:t>Mongoose, React Native (App Nhân viên), node:test</w:t>
             </w:r>
           </w:p>
         </w:tc>
@@ -3325,7 +3325,7 @@
                 <w:sz w:val="18"/>
                 <w:szCs w:val="18"/>
               </w:rPr>
-              <w:t>Mongoose, React</w:t>
+              <w:t>Mongoose, React Native (App Nhân viên)</w:t>
             </w:r>
           </w:p>
         </w:tc>
@@ -3595,7 +3595,7 @@
                 <w:sz w:val="18"/>
                 <w:szCs w:val="18"/>
               </w:rPr>
-              <w:t>Mongoose, React</w:t>
+              <w:t>Mongoose, React (Web Khách hàng), React Native</w:t>
             </w:r>
           </w:p>
         </w:tc>
@@ -4135,7 +4135,7 @@
                 <w:sz w:val="18"/>
                 <w:szCs w:val="18"/>
               </w:rPr>
-              <w:t>Node.js service layer, Jest</w:t>
+              <w:t>Node.js service layer, node:test</w:t>
             </w:r>
           </w:p>
         </w:tc>
@@ -5215,7 +5215,7 @@
                 <w:sz w:val="18"/>
                 <w:szCs w:val="18"/>
               </w:rPr>
-              <w:t>Jest, Supertest, Postman</w:t>
+              <w:t>node:test, Supertest, Playwright, Maestro</w:t>
             </w:r>
           </w:p>
         </w:tc>
@@ -5924,7 +5924,7 @@
                 <w:sz w:val="20"/>
                 <w:szCs w:val="20"/>
               </w:rPr>
-              <w:t>Hoàn thành 29/09, 5 điểm</w:t>
+              <w:t>Chưa thực hiện</w:t>
             </w:r>
           </w:p>
         </w:tc>
@@ -6050,7 +6050,7 @@
                 <w:sz w:val="20"/>
                 <w:szCs w:val="20"/>
               </w:rPr>
-              <w:t>Hoàn thành 30/09, 2 điểm</w:t>
+              <w:t>Chưa thực hiện</w:t>
             </w:r>
           </w:p>
         </w:tc>
@@ -6176,7 +6176,7 @@
                 <w:sz w:val="20"/>
                 <w:szCs w:val="20"/>
               </w:rPr>
-              <w:t>Bắt đầu 01/10, đang thực hiện</w:t>
+              <w:t>Chưa thực hiện</w:t>
             </w:r>
           </w:p>
         </w:tc>
@@ -6323,7 +6323,7 @@
           <w:sz w:val="20"/>
           <w:szCs w:val="20"/>
         </w:rPr>
-        <w:t xml:space="preserve">Phân tích: </w:t>
+        <w:t xml:space="preserve">Cập nhật 29/10/2026: </w:t>
       </w:r>
       <w:r>
         <w:rPr>
@@ -6335,7 +6335,7 @@
           <w:sz w:val="20"/>
           <w:szCs w:val="20"/>
         </w:rPr>
-        <w:t>tốc độ thực tế của 3 ngày đầu là 7 điểm trên 3 ngày, tương đương 2,33 điểm mỗi ngày, đúng bằng năng lực tham chiếu. Khoảng chậm 3,4 điểm không đến từ việc làm chậm mà đến từ việc cam kết 26 điểm trong khi năng lực chỉ 23 — hệ quả trực tiếp của việc gánh US-13 từ Sprint 2. Nói cách khác, khoảng thiếu này đã được dự báo ngay tại Sprint Planning và nằm trong rủi ro đầu tiên ở mục 4.</w:t>
+        <w:t>bản cập nhật trước ghi US-13, US-14 hoàn thành và US-15 đang làm theo lịch dự kiến, nhưng đến nay chưa có mã nguồn cho ba story này — trạng thái và bảng Kế hoạch/Thực tế đã sửa về “To Do”/“Chưa thực hiện”. Sprint 2 khép lại với 19/24 điểm (US-13 chuyển sang), nên Sprint 3 vẫn gánh 26 điểm như rủi ro thứ nhất đã nêu.</w:t>
       </w:r>
     </w:p>
     <w:p>
@@ -6357,7 +6357,7 @@
           <w:sz w:val="20"/>
           <w:szCs w:val="20"/>
         </w:rPr>
-        <w:t xml:space="preserve">Hành động hiện tại: </w:t>
+        <w:t xml:space="preserve">Hành động: </w:t>
       </w:r>
       <w:r>
         <w:rPr>
@@ -6369,7 +6369,7 @@
           <w:sz w:val="20"/>
           <w:szCs w:val="20"/>
         </w:rPr>
-        <w:t>giữ nguyên thứ tự thực hiện, không cắt phạm vi sớm. Theo dõi đến hết ngày 06/10.</w:t>
+        <w:t>bắt đầu Sprint 3 bằng US-13 vì là nút thắt của cả Sprint (T1); viết 8 unit test ranh giới bậc khối lượng trước khi dựng giao diện bảng giá. Lịch cụ thể lập lại tại buổi Sprint Planning kế tiếp, sau Sprint Review 2.</w:t>
       </w:r>
     </w:p>
     <w:p>
@@ -6403,7 +6403,7 @@
           <w:sz w:val="20"/>
           <w:szCs w:val="20"/>
         </w:rPr>
-        <w:t>nếu đến hết ngày 06/10 chưa hoàn thành US-17 thì lùi US-19 sang Sprint 4 và ghi nhận trong biên bản Sprint Review. Khi đó Sprint 3 hoàn thành 23 điểm, đúng bằng năng lực thực.</w:t>
+        <w:t>giữ quy tắc đã chốt — nếu sau 6 ngày làm việc đầu chưa xong US-17 thì lùi US-19 sang Sprint 4 và ghi nhận trong biên bản Sprint Review, để Sprint 3 còn 23 điểm, đúng năng lực thực.</w:t>
       </w:r>
     </w:p>
     <w:p>

--- a/docs/Sprint_Planning_3.docx
+++ b/docs/Sprint_Planning_3.docx
@@ -222,7 +222,7 @@
                 <w:sz w:val="20"/>
                 <w:szCs w:val="20"/>
               </w:rPr>
-              <w:t>28/09/2026</w:t>
+              <w:t>02/11/2026 (lịch cơ sở 07/10/2026)</w:t>
             </w:r>
           </w:p>
         </w:tc>
@@ -313,7 +313,7 @@
                 <w:sz w:val="20"/>
                 <w:szCs w:val="20"/>
               </w:rPr>
-              <w:t>09/10/2026</w:t>
+              <w:t>18/11/2026 (lịch cơ sở 23/10/2026)</w:t>
             </w:r>
           </w:p>
         </w:tc>
@@ -869,241 +869,6 @@
                 <w:sz w:val="20"/>
                 <w:szCs w:val="20"/>
               </w:rPr>
-              <w:t>US-13</w:t>
-            </w:r>
-          </w:p>
-        </w:tc>
-        <w:tc>
-          <w:tcPr>
-            <w:tcW w:w="5500" w:type="dxa"/>
-            <w:tcBorders>
-              <w:top w:val="single" w:color="808080" w:sz="4" w:space="0"/>
-              <w:left w:val="single" w:color="808080" w:sz="4" w:space="0"/>
-              <w:bottom w:val="single" w:color="808080" w:sz="4" w:space="0"/>
-              <w:right w:val="single" w:color="808080" w:sz="4" w:space="0"/>
-            </w:tcBorders>
-            <w:tcMar>
-              <w:top w:w="60" w:type="dxa"/>
-              <w:left w:w="100" w:type="dxa"/>
-              <w:bottom w:w="60" w:type="dxa"/>
-              <w:right w:w="100" w:type="dxa"/>
-            </w:tcMar>
-            <w:vAlign w:val="center"/>
-          </w:tcPr>
-          <w:p>
-            <w:pPr>
-              <w:spacing w:before="0" w:after="60"/>
-              <w:jc w:val="left"/>
-            </w:pPr>
-            <w:r>
-              <w:rPr>
-                <w:rFonts w:ascii="Calibri" w:hAnsi="Calibri" w:eastAsia="Calibri" w:cs="Calibri"/>
-                <w:b w:val="0"/>
-                <w:bCs w:val="0"/>
-                <w:i w:val="0"/>
-                <w:iCs w:val="0"/>
-                <w:sz w:val="20"/>
-                <w:szCs w:val="20"/>
-              </w:rPr>
-              <w:t>Quản lý bảng giá vận chuyển theo khu vực và khối lượng — chuyển từ Sprint 2</w:t>
-            </w:r>
-          </w:p>
-        </w:tc>
-        <w:tc>
-          <w:tcPr>
-            <w:tcW w:w="1700" w:type="dxa"/>
-            <w:tcBorders>
-              <w:top w:val="single" w:color="808080" w:sz="4" w:space="0"/>
-              <w:left w:val="single" w:color="808080" w:sz="4" w:space="0"/>
-              <w:bottom w:val="single" w:color="808080" w:sz="4" w:space="0"/>
-              <w:right w:val="single" w:color="808080" w:sz="4" w:space="0"/>
-            </w:tcBorders>
-            <w:tcMar>
-              <w:top w:w="60" w:type="dxa"/>
-              <w:left w:w="100" w:type="dxa"/>
-              <w:bottom w:w="60" w:type="dxa"/>
-              <w:right w:w="100" w:type="dxa"/>
-            </w:tcMar>
-            <w:vAlign w:val="center"/>
-          </w:tcPr>
-          <w:p>
-            <w:pPr>
-              <w:spacing w:before="0" w:after="60"/>
-              <w:jc w:val="center"/>
-            </w:pPr>
-            <w:r>
-              <w:rPr>
-                <w:rFonts w:ascii="Calibri" w:hAnsi="Calibri" w:eastAsia="Calibri" w:cs="Calibri"/>
-                <w:b w:val="0"/>
-                <w:bCs w:val="0"/>
-                <w:i w:val="0"/>
-                <w:iCs w:val="0"/>
-                <w:sz w:val="20"/>
-                <w:szCs w:val="20"/>
-              </w:rPr>
-              <w:t>Cao</w:t>
-            </w:r>
-          </w:p>
-        </w:tc>
-        <w:tc>
-          <w:tcPr>
-            <w:tcW w:w="1400" w:type="dxa"/>
-            <w:tcBorders>
-              <w:top w:val="single" w:color="808080" w:sz="4" w:space="0"/>
-              <w:left w:val="single" w:color="808080" w:sz="4" w:space="0"/>
-              <w:bottom w:val="single" w:color="808080" w:sz="4" w:space="0"/>
-              <w:right w:val="single" w:color="808080" w:sz="4" w:space="0"/>
-            </w:tcBorders>
-            <w:tcMar>
-              <w:top w:w="60" w:type="dxa"/>
-              <w:left w:w="100" w:type="dxa"/>
-              <w:bottom w:w="60" w:type="dxa"/>
-              <w:right w:w="100" w:type="dxa"/>
-            </w:tcMar>
-            <w:vAlign w:val="center"/>
-          </w:tcPr>
-          <w:p>
-            <w:pPr>
-              <w:spacing w:before="0" w:after="60"/>
-              <w:jc w:val="center"/>
-            </w:pPr>
-            <w:r>
-              <w:rPr>
-                <w:rFonts w:ascii="Calibri" w:hAnsi="Calibri" w:eastAsia="Calibri" w:cs="Calibri"/>
-                <w:b w:val="0"/>
-                <w:bCs w:val="0"/>
-                <w:i w:val="0"/>
-                <w:iCs w:val="0"/>
-                <w:sz w:val="20"/>
-                <w:szCs w:val="20"/>
-              </w:rPr>
-              <w:t>5</w:t>
-            </w:r>
-          </w:p>
-        </w:tc>
-        <w:tc>
-          <w:tcPr>
-            <w:tcW w:w="1750" w:type="dxa"/>
-            <w:tcBorders>
-              <w:top w:val="single" w:color="808080" w:sz="4" w:space="0"/>
-              <w:left w:val="single" w:color="808080" w:sz="4" w:space="0"/>
-              <w:bottom w:val="single" w:color="808080" w:sz="4" w:space="0"/>
-              <w:right w:val="single" w:color="808080" w:sz="4" w:space="0"/>
-            </w:tcBorders>
-            <w:tcMar>
-              <w:top w:w="60" w:type="dxa"/>
-              <w:left w:w="100" w:type="dxa"/>
-              <w:bottom w:w="60" w:type="dxa"/>
-              <w:right w:w="100" w:type="dxa"/>
-            </w:tcMar>
-            <w:vAlign w:val="center"/>
-          </w:tcPr>
-          <w:p>
-            <w:pPr>
-              <w:spacing w:before="0" w:after="60"/>
-              <w:jc w:val="center"/>
-            </w:pPr>
-            <w:r>
-              <w:rPr>
-                <w:rFonts w:ascii="Calibri" w:hAnsi="Calibri" w:eastAsia="Calibri" w:cs="Calibri"/>
-                <w:b w:val="0"/>
-                <w:bCs w:val="0"/>
-                <w:i w:val="0"/>
-                <w:iCs w:val="0"/>
-                <w:sz w:val="20"/>
-                <w:szCs w:val="20"/>
-              </w:rPr>
-              <w:t>DEV 1</w:t>
-            </w:r>
-          </w:p>
-        </w:tc>
-        <w:tc>
-          <w:tcPr>
-            <w:tcW w:w="2700" w:type="dxa"/>
-            <w:tcBorders>
-              <w:top w:val="single" w:color="808080" w:sz="4" w:space="0"/>
-              <w:left w:val="single" w:color="808080" w:sz="4" w:space="0"/>
-              <w:bottom w:val="single" w:color="808080" w:sz="4" w:space="0"/>
-              <w:right w:val="single" w:color="808080" w:sz="4" w:space="0"/>
-            </w:tcBorders>
-            <w:shd w:val="clear" w:color="auto" w:fill="E2EFDA"/>
-            <w:tcMar>
-              <w:top w:w="60" w:type="dxa"/>
-              <w:left w:w="100" w:type="dxa"/>
-              <w:bottom w:w="60" w:type="dxa"/>
-              <w:right w:w="100" w:type="dxa"/>
-            </w:tcMar>
-            <w:vAlign w:val="center"/>
-          </w:tcPr>
-          <w:p>
-            <w:pPr>
-              <w:spacing w:before="0" w:after="60"/>
-              <w:jc w:val="center"/>
-            </w:pPr>
-            <w:r>
-              <w:rPr>
-                <w:rFonts w:ascii="Calibri" w:hAnsi="Calibri" w:eastAsia="Calibri" w:cs="Calibri"/>
-                <w:b/>
-                <w:bCs/>
-                <w:i w:val="0"/>
-                <w:iCs w:val="0"/>
-                <w:sz w:val="20"/>
-                <w:szCs w:val="20"/>
-              </w:rPr>
-              <w:t>To Do</w:t>
-            </w:r>
-          </w:p>
-        </w:tc>
-      </w:tr>
-      <w:tr>
-        <w:tblPrEx>
-          <w:tblBorders>
-            <w:top w:val="single" w:color="auto" w:sz="4" w:space="0"/>
-            <w:left w:val="single" w:color="auto" w:sz="4" w:space="0"/>
-            <w:bottom w:val="single" w:color="auto" w:sz="4" w:space="0"/>
-            <w:right w:val="single" w:color="auto" w:sz="4" w:space="0"/>
-            <w:insideH w:val="single" w:color="auto" w:sz="4" w:space="0"/>
-            <w:insideV w:val="single" w:color="auto" w:sz="4" w:space="0"/>
-          </w:tblBorders>
-          <w:tblCellMar>
-            <w:top w:w="0" w:type="dxa"/>
-            <w:left w:w="10" w:type="dxa"/>
-            <w:bottom w:w="0" w:type="dxa"/>
-            <w:right w:w="10" w:type="dxa"/>
-          </w:tblCellMar>
-        </w:tblPrEx>
-        <w:tc>
-          <w:tcPr>
-            <w:tcW w:w="1750" w:type="dxa"/>
-            <w:tcBorders>
-              <w:top w:val="single" w:color="808080" w:sz="4" w:space="0"/>
-              <w:left w:val="single" w:color="808080" w:sz="4" w:space="0"/>
-              <w:bottom w:val="single" w:color="808080" w:sz="4" w:space="0"/>
-              <w:right w:val="single" w:color="808080" w:sz="4" w:space="0"/>
-            </w:tcBorders>
-            <w:tcMar>
-              <w:top w:w="60" w:type="dxa"/>
-              <w:left w:w="100" w:type="dxa"/>
-              <w:bottom w:w="60" w:type="dxa"/>
-              <w:right w:w="100" w:type="dxa"/>
-            </w:tcMar>
-            <w:vAlign w:val="center"/>
-          </w:tcPr>
-          <w:p>
-            <w:pPr>
-              <w:spacing w:before="0" w:after="60"/>
-              <w:jc w:val="center"/>
-            </w:pPr>
-            <w:r>
-              <w:rPr>
-                <w:rFonts w:ascii="Calibri" w:hAnsi="Calibri" w:eastAsia="Calibri" w:cs="Calibri"/>
-                <w:b w:val="0"/>
-                <w:bCs w:val="0"/>
-                <w:i w:val="0"/>
-                <w:iCs w:val="0"/>
-                <w:sz w:val="20"/>
-                <w:szCs w:val="20"/>
-              </w:rPr>
               <w:t>US-14</w:t>
             </w:r>
           </w:p>
@@ -2839,7 +2604,7 @@
                 <w:sz w:val="18"/>
                 <w:szCs w:val="18"/>
               </w:rPr>
-              <w:t>T1</w:t>
+              <w:t>PT</w:t>
             </w:r>
           </w:p>
         </w:tc>
@@ -2875,7 +2640,7 @@
                 <w:sz w:val="18"/>
                 <w:szCs w:val="18"/>
               </w:rPr>
-              <w:t>Thiết kế bậc khối lượng, CRUD bảng giá 4 vùng, chức năng thử tính phí</w:t>
+              <w:t>Phân tích yêu cầu, thiết kế chi tiết và lập kế hoạch Sprint 3</w:t>
             </w:r>
           </w:p>
         </w:tc>
@@ -2911,7 +2676,7 @@
                 <w:sz w:val="18"/>
                 <w:szCs w:val="18"/>
               </w:rPr>
-              <w:t>US-13</w:t>
+              <w:t>Tất cả US</w:t>
             </w:r>
           </w:p>
         </w:tc>
@@ -3019,7 +2784,7 @@
                 <w:sz w:val="18"/>
                 <w:szCs w:val="18"/>
               </w:rPr>
-              <w:t>29/09/2026</w:t>
+              <w:t>02/11/2026</w:t>
             </w:r>
           </w:p>
         </w:tc>
@@ -3055,7 +2820,7 @@
                 <w:sz w:val="18"/>
                 <w:szCs w:val="18"/>
               </w:rPr>
-              <w:t>Mongoose, React Native (App Nhân viên), node:test</w:t>
+              <w:t>Product Backlog, ERD, case study</w:t>
             </w:r>
           </w:p>
         </w:tc>
@@ -3109,7 +2874,7 @@
                 <w:sz w:val="18"/>
                 <w:szCs w:val="18"/>
               </w:rPr>
-              <w:t>T2</w:t>
+              <w:t>T1</w:t>
             </w:r>
           </w:p>
         </w:tc>
@@ -3217,7 +2982,7 @@
                 <w:sz w:val="18"/>
                 <w:szCs w:val="18"/>
               </w:rPr>
-              <w:t>T1</w:t>
+              <w:t>PT</w:t>
             </w:r>
           </w:p>
         </w:tc>
@@ -3289,7 +3054,7 @@
                 <w:sz w:val="18"/>
                 <w:szCs w:val="18"/>
               </w:rPr>
-              <w:t>30/09/2026</w:t>
+              <w:t>03/11/2026</w:t>
             </w:r>
           </w:p>
         </w:tc>
@@ -3379,7 +3144,7 @@
                 <w:sz w:val="18"/>
                 <w:szCs w:val="18"/>
               </w:rPr>
-              <w:t>T3</w:t>
+              <w:t>T2</w:t>
             </w:r>
           </w:p>
         </w:tc>
@@ -3415,7 +3180,7 @@
                 <w:sz w:val="18"/>
                 <w:szCs w:val="18"/>
               </w:rPr>
-              <w:t>CRUD địa điểm lấy hàng, tự xác định khu vực từ quận hoặc huyện, chặn ngoài vùng phục vụ</w:t>
+              <w:t>CRUD địa điểm lấy hàng, tự xác định khu vực, chặn ngoài vùng phục vụ</w:t>
             </w:r>
           </w:p>
         </w:tc>
@@ -3487,7 +3252,7 @@
                 <w:sz w:val="18"/>
                 <w:szCs w:val="18"/>
               </w:rPr>
-              <w:t>T2</w:t>
+              <w:t>T1</w:t>
             </w:r>
           </w:p>
         </w:tc>
@@ -3559,7 +3324,7 @@
                 <w:sz w:val="18"/>
                 <w:szCs w:val="18"/>
               </w:rPr>
-              <w:t>01/10/2026</w:t>
+              <w:t>05/11/2026</w:t>
             </w:r>
           </w:p>
         </w:tc>
@@ -3649,7 +3414,7 @@
                 <w:sz w:val="18"/>
                 <w:szCs w:val="18"/>
               </w:rPr>
-              <w:t>T4</w:t>
+              <w:t>T3</w:t>
             </w:r>
           </w:p>
         </w:tc>
@@ -3685,7 +3450,7 @@
                 <w:sz w:val="18"/>
                 <w:szCs w:val="18"/>
               </w:rPr>
-              <w:t>API ước tính phí công khai, collection orderDrafts với TTL index 24 giờ, cơ chế draftToken</w:t>
+              <w:t>API ước tính phí công khai, orderDrafts TTL 24 giờ, cơ chế draftToken</w:t>
             </w:r>
           </w:p>
         </w:tc>
@@ -3757,7 +3522,7 @@
                 <w:sz w:val="18"/>
                 <w:szCs w:val="18"/>
               </w:rPr>
-              <w:t>T1</w:t>
+              <w:t>T2</w:t>
             </w:r>
           </w:p>
         </w:tc>
@@ -3829,7 +3594,7 @@
                 <w:sz w:val="18"/>
                 <w:szCs w:val="18"/>
               </w:rPr>
-              <w:t>02/10/2026</w:t>
+              <w:t>06/11/2026</w:t>
             </w:r>
           </w:p>
         </w:tc>
@@ -3919,7 +3684,7 @@
                 <w:sz w:val="18"/>
                 <w:szCs w:val="18"/>
               </w:rPr>
-              <w:t>T5</w:t>
+              <w:t>T4</w:t>
             </w:r>
           </w:p>
         </w:tc>
@@ -3955,7 +3720,7 @@
                 <w:sz w:val="18"/>
                 <w:szCs w:val="18"/>
               </w:rPr>
-              <w:t>Service tính phí: khối lượng quy đổi, tra 4 vùng, cộng phụ phí hàng đặc biệt</w:t>
+              <w:t>Service tính phí: khối lượng quy đổi, 4 vùng, phụ phí (10 unit test)</w:t>
             </w:r>
           </w:p>
         </w:tc>
@@ -4027,7 +3792,7 @@
                 <w:sz w:val="18"/>
                 <w:szCs w:val="18"/>
               </w:rPr>
-              <w:t>T1</w:t>
+              <w:t>T3</w:t>
             </w:r>
           </w:p>
         </w:tc>
@@ -4099,7 +3864,7 @@
                 <w:sz w:val="18"/>
                 <w:szCs w:val="18"/>
               </w:rPr>
-              <w:t>06/10/2026</w:t>
+              <w:t>10/11/2026</w:t>
             </w:r>
           </w:p>
         </w:tc>
@@ -4189,7 +3954,7 @@
                 <w:sz w:val="18"/>
                 <w:szCs w:val="18"/>
               </w:rPr>
-              <w:t>T6</w:t>
+              <w:t>T5</w:t>
             </w:r>
           </w:p>
         </w:tc>
@@ -4225,7 +3990,7 @@
                 <w:sz w:val="18"/>
                 <w:szCs w:val="18"/>
               </w:rPr>
-              <w:t>Schema orders với statusHistory nhúng, sinh mã vận đơn, bọc transaction</w:t>
+              <w:t>Schema orders, sinh mã vận đơn, tạo đơn trong transaction</w:t>
             </w:r>
           </w:p>
         </w:tc>
@@ -4297,7 +4062,7 @@
                 <w:sz w:val="18"/>
                 <w:szCs w:val="18"/>
               </w:rPr>
-              <w:t>T3, T5</w:t>
+              <w:t>T4</w:t>
             </w:r>
           </w:p>
         </w:tc>
@@ -4369,7 +4134,7 @@
                 <w:sz w:val="18"/>
                 <w:szCs w:val="18"/>
               </w:rPr>
-              <w:t>07/10/2026</w:t>
+              <w:t>11/11/2026</w:t>
             </w:r>
           </w:p>
         </w:tc>
@@ -4459,7 +4224,7 @@
                 <w:sz w:val="18"/>
                 <w:szCs w:val="18"/>
               </w:rPr>
-              <w:t>T7</w:t>
+              <w:t>T6</w:t>
             </w:r>
           </w:p>
         </w:tc>
@@ -4495,7 +4260,7 @@
                 <w:sz w:val="18"/>
                 <w:szCs w:val="18"/>
               </w:rPr>
-              <w:t>Màn hình tạo đơn 4 bước trên Web và màn hình tương ứng trên Mobile</w:t>
+              <w:t>Màn hình tạo đơn 4 bước trên Web và Mobile Khách hàng</w:t>
             </w:r>
           </w:p>
         </w:tc>
@@ -4567,7 +4332,7 @@
                 <w:sz w:val="18"/>
                 <w:szCs w:val="18"/>
               </w:rPr>
-              <w:t>T6</w:t>
+              <w:t>T5</w:t>
             </w:r>
           </w:p>
         </w:tc>
@@ -4639,7 +4404,7 @@
                 <w:sz w:val="18"/>
                 <w:szCs w:val="18"/>
               </w:rPr>
-              <w:t>08/10/2026</w:t>
+              <w:t>13/11/2026</w:t>
             </w:r>
           </w:p>
         </w:tc>
@@ -4729,7 +4494,7 @@
                 <w:sz w:val="18"/>
                 <w:szCs w:val="18"/>
               </w:rPr>
-              <w:t>T8</w:t>
+              <w:t>T7</w:t>
             </w:r>
           </w:p>
         </w:tc>
@@ -4837,7 +4602,7 @@
                 <w:sz w:val="18"/>
                 <w:szCs w:val="18"/>
               </w:rPr>
-              <w:t>T7</w:t>
+              <w:t>T6</w:t>
             </w:r>
           </w:p>
         </w:tc>
@@ -4909,7 +4674,7 @@
                 <w:sz w:val="18"/>
                 <w:szCs w:val="18"/>
               </w:rPr>
-              <w:t>09/10/2026</w:t>
+              <w:t>16/11/2026</w:t>
             </w:r>
           </w:p>
         </w:tc>
@@ -4999,7 +4764,7 @@
                 <w:sz w:val="18"/>
                 <w:szCs w:val="18"/>
               </w:rPr>
-              <w:t>T9</w:t>
+              <w:t>KT</w:t>
             </w:r>
           </w:p>
         </w:tc>
@@ -5035,7 +4800,7 @@
                 <w:sz w:val="18"/>
                 <w:szCs w:val="18"/>
               </w:rPr>
-              <w:t>Viết Test Case và kiểm thử end-to-end luồng ước tính phí đến tạo đơn</w:t>
+              <w:t>Viết test case, kiểm thử end-to-end từ ước tính phí đến tạo đơn</w:t>
             </w:r>
           </w:p>
         </w:tc>
@@ -5071,7 +4836,7 @@
                 <w:sz w:val="18"/>
                 <w:szCs w:val="18"/>
               </w:rPr>
-              <w:t>Tất cả US</w:t>
+              <w:t>Tất cả</w:t>
             </w:r>
           </w:p>
         </w:tc>
@@ -5107,7 +4872,7 @@
                 <w:sz w:val="18"/>
                 <w:szCs w:val="18"/>
               </w:rPr>
-              <w:t>T8</w:t>
+              <w:t>T7</w:t>
             </w:r>
           </w:p>
         </w:tc>
@@ -5179,7 +4944,7 @@
                 <w:sz w:val="18"/>
                 <w:szCs w:val="18"/>
               </w:rPr>
-              <w:t>09/10/2026</w:t>
+              <w:t>17/11/2026</w:t>
             </w:r>
           </w:p>
         </w:tc>
@@ -5216,6 +4981,276 @@
                 <w:szCs w:val="18"/>
               </w:rPr>
               <w:t>node:test, Supertest, Playwright, Maestro</w:t>
+            </w:r>
+          </w:p>
+        </w:tc>
+      </w:tr>
+      <w:tr>
+        <w:tblPrEx>
+          <w:tblBorders>
+            <w:top w:val="single" w:color="auto" w:sz="4" w:space="0"/>
+            <w:left w:val="single" w:color="auto" w:sz="4" w:space="0"/>
+            <w:bottom w:val="single" w:color="auto" w:sz="4" w:space="0"/>
+            <w:right w:val="single" w:color="auto" w:sz="4" w:space="0"/>
+            <w:insideH w:val="single" w:color="auto" w:sz="4" w:space="0"/>
+            <w:insideV w:val="single" w:color="auto" w:sz="4" w:space="0"/>
+          </w:tblBorders>
+          <w:tblCellMar>
+            <w:top w:w="0" w:type="dxa"/>
+            <w:left w:w="10" w:type="dxa"/>
+            <w:bottom w:w="0" w:type="dxa"/>
+            <w:right w:w="10" w:type="dxa"/>
+          </w:tblCellMar>
+        </w:tblPrEx>
+        <w:tc>
+          <w:tcPr>
+            <w:tcW w:w="950" w:type="dxa"/>
+            <w:tcBorders>
+              <w:top w:val="single" w:color="808080" w:sz="4" w:space="0"/>
+              <w:left w:val="single" w:color="808080" w:sz="4" w:space="0"/>
+              <w:bottom w:val="single" w:color="808080" w:sz="4" w:space="0"/>
+              <w:right w:val="single" w:color="808080" w:sz="4" w:space="0"/>
+            </w:tcBorders>
+            <w:tcMar>
+              <w:top w:w="60" w:type="dxa"/>
+              <w:left w:w="100" w:type="dxa"/>
+              <w:bottom w:w="60" w:type="dxa"/>
+              <w:right w:w="100" w:type="dxa"/>
+            </w:tcMar>
+            <w:vAlign w:val="center"/>
+          </w:tcPr>
+          <w:p>
+            <w:pPr>
+              <w:spacing w:before="0" w:after="60"/>
+              <w:jc w:val="center"/>
+            </w:pPr>
+            <w:r>
+              <w:rPr>
+                <w:rFonts w:ascii="Calibri" w:hAnsi="Calibri" w:eastAsia="Calibri" w:cs="Calibri"/>
+                <w:b w:val="0"/>
+                <w:bCs w:val="0"/>
+                <w:i w:val="0"/>
+                <w:iCs w:val="0"/>
+                <w:sz w:val="18"/>
+                <w:szCs w:val="18"/>
+              </w:rPr>
+              <w:t>DP</w:t>
+            </w:r>
+          </w:p>
+        </w:tc>
+        <w:tc>
+          <w:tcPr>
+            <w:tcW w:w="4200" w:type="dxa"/>
+            <w:tcBorders>
+              <w:top w:val="single" w:color="808080" w:sz="4" w:space="0"/>
+              <w:left w:val="single" w:color="808080" w:sz="4" w:space="0"/>
+              <w:bottom w:val="single" w:color="808080" w:sz="4" w:space="0"/>
+              <w:right w:val="single" w:color="808080" w:sz="4" w:space="0"/>
+            </w:tcBorders>
+            <w:tcMar>
+              <w:top w:w="60" w:type="dxa"/>
+              <w:left w:w="100" w:type="dxa"/>
+              <w:bottom w:w="60" w:type="dxa"/>
+              <w:right w:w="100" w:type="dxa"/>
+            </w:tcMar>
+            <w:vAlign w:val="center"/>
+          </w:tcPr>
+          <w:p>
+            <w:pPr>
+              <w:spacing w:before="0" w:after="60"/>
+              <w:jc w:val="left"/>
+            </w:pPr>
+            <w:r>
+              <w:rPr>
+                <w:rFonts w:ascii="Calibri" w:hAnsi="Calibri" w:eastAsia="Calibri" w:cs="Calibri"/>
+                <w:b w:val="0"/>
+                <w:bCs w:val="0"/>
+                <w:i w:val="0"/>
+                <w:iCs w:val="0"/>
+                <w:sz w:val="18"/>
+                <w:szCs w:val="18"/>
+              </w:rPr>
+              <w:t>Dự phòng (1,75 ngày, chỉ dùng khi task trễ)</w:t>
+            </w:r>
+          </w:p>
+        </w:tc>
+        <w:tc>
+          <w:tcPr>
+            <w:tcW w:w="1380" w:type="dxa"/>
+            <w:tcBorders>
+              <w:top w:val="single" w:color="808080" w:sz="4" w:space="0"/>
+              <w:left w:val="single" w:color="808080" w:sz="4" w:space="0"/>
+              <w:bottom w:val="single" w:color="808080" w:sz="4" w:space="0"/>
+              <w:right w:val="single" w:color="808080" w:sz="4" w:space="0"/>
+            </w:tcBorders>
+            <w:tcMar>
+              <w:top w:w="60" w:type="dxa"/>
+              <w:left w:w="100" w:type="dxa"/>
+              <w:bottom w:w="60" w:type="dxa"/>
+              <w:right w:w="100" w:type="dxa"/>
+            </w:tcMar>
+            <w:vAlign w:val="center"/>
+          </w:tcPr>
+          <w:p>
+            <w:pPr>
+              <w:spacing w:before="0" w:after="60"/>
+              <w:jc w:val="center"/>
+            </w:pPr>
+            <w:r>
+              <w:rPr>
+                <w:rFonts w:ascii="Calibri" w:hAnsi="Calibri" w:eastAsia="Calibri" w:cs="Calibri"/>
+                <w:b w:val="0"/>
+                <w:bCs w:val="0"/>
+                <w:i w:val="0"/>
+                <w:iCs w:val="0"/>
+                <w:sz w:val="18"/>
+                <w:szCs w:val="18"/>
+              </w:rPr>
+              <w:t>—</w:t>
+            </w:r>
+          </w:p>
+        </w:tc>
+        <w:tc>
+          <w:tcPr>
+            <w:tcW w:w="1530" w:type="dxa"/>
+            <w:tcBorders>
+              <w:top w:val="single" w:color="808080" w:sz="4" w:space="0"/>
+              <w:left w:val="single" w:color="808080" w:sz="4" w:space="0"/>
+              <w:bottom w:val="single" w:color="808080" w:sz="4" w:space="0"/>
+              <w:right w:val="single" w:color="808080" w:sz="4" w:space="0"/>
+            </w:tcBorders>
+            <w:tcMar>
+              <w:top w:w="60" w:type="dxa"/>
+              <w:left w:w="100" w:type="dxa"/>
+              <w:bottom w:w="60" w:type="dxa"/>
+              <w:right w:w="100" w:type="dxa"/>
+            </w:tcMar>
+            <w:vAlign w:val="center"/>
+          </w:tcPr>
+          <w:p>
+            <w:pPr>
+              <w:spacing w:before="0" w:after="60"/>
+              <w:jc w:val="center"/>
+            </w:pPr>
+            <w:r>
+              <w:rPr>
+                <w:rFonts w:ascii="Calibri" w:hAnsi="Calibri" w:eastAsia="Calibri" w:cs="Calibri"/>
+                <w:b w:val="0"/>
+                <w:bCs w:val="0"/>
+                <w:i w:val="0"/>
+                <w:iCs w:val="0"/>
+                <w:sz w:val="18"/>
+                <w:szCs w:val="18"/>
+              </w:rPr>
+              <w:t>KT</w:t>
+            </w:r>
+          </w:p>
+        </w:tc>
+        <w:tc>
+          <w:tcPr>
+            <w:tcW w:w="1380" w:type="dxa"/>
+            <w:tcBorders>
+              <w:top w:val="single" w:color="808080" w:sz="4" w:space="0"/>
+              <w:left w:val="single" w:color="808080" w:sz="4" w:space="0"/>
+              <w:bottom w:val="single" w:color="808080" w:sz="4" w:space="0"/>
+              <w:right w:val="single" w:color="808080" w:sz="4" w:space="0"/>
+            </w:tcBorders>
+            <w:tcMar>
+              <w:top w:w="60" w:type="dxa"/>
+              <w:left w:w="100" w:type="dxa"/>
+              <w:bottom w:w="60" w:type="dxa"/>
+              <w:right w:w="100" w:type="dxa"/>
+            </w:tcMar>
+            <w:vAlign w:val="center"/>
+          </w:tcPr>
+          <w:p>
+            <w:pPr>
+              <w:spacing w:before="0" w:after="60"/>
+              <w:jc w:val="center"/>
+            </w:pPr>
+            <w:r>
+              <w:rPr>
+                <w:rFonts w:ascii="Calibri" w:hAnsi="Calibri" w:eastAsia="Calibri" w:cs="Calibri"/>
+                <w:b w:val="0"/>
+                <w:bCs w:val="0"/>
+                <w:i w:val="0"/>
+                <w:iCs w:val="0"/>
+                <w:sz w:val="18"/>
+                <w:szCs w:val="18"/>
+              </w:rPr>
+              <w:t>DEV 1</w:t>
+            </w:r>
+          </w:p>
+        </w:tc>
+        <w:tc>
+          <w:tcPr>
+            <w:tcW w:w="1690" w:type="dxa"/>
+            <w:tcBorders>
+              <w:top w:val="single" w:color="808080" w:sz="4" w:space="0"/>
+              <w:left w:val="single" w:color="808080" w:sz="4" w:space="0"/>
+              <w:bottom w:val="single" w:color="808080" w:sz="4" w:space="0"/>
+              <w:right w:val="single" w:color="808080" w:sz="4" w:space="0"/>
+            </w:tcBorders>
+            <w:tcMar>
+              <w:top w:w="60" w:type="dxa"/>
+              <w:left w:w="100" w:type="dxa"/>
+              <w:bottom w:w="60" w:type="dxa"/>
+              <w:right w:w="100" w:type="dxa"/>
+            </w:tcMar>
+            <w:vAlign w:val="center"/>
+          </w:tcPr>
+          <w:p>
+            <w:pPr>
+              <w:spacing w:before="0" w:after="60"/>
+              <w:jc w:val="center"/>
+            </w:pPr>
+            <w:r>
+              <w:rPr>
+                <w:rFonts w:ascii="Calibri" w:hAnsi="Calibri" w:eastAsia="Calibri" w:cs="Calibri"/>
+                <w:b w:val="0"/>
+                <w:bCs w:val="0"/>
+                <w:i w:val="0"/>
+                <w:iCs w:val="0"/>
+                <w:sz w:val="18"/>
+                <w:szCs w:val="18"/>
+              </w:rPr>
+              <w:t>18/11/2026</w:t>
+            </w:r>
+          </w:p>
+        </w:tc>
+        <w:tc>
+          <w:tcPr>
+            <w:tcW w:w="3670" w:type="dxa"/>
+            <w:tcBorders>
+              <w:top w:val="single" w:color="808080" w:sz="4" w:space="0"/>
+              <w:left w:val="single" w:color="808080" w:sz="4" w:space="0"/>
+              <w:bottom w:val="single" w:color="808080" w:sz="4" w:space="0"/>
+              <w:right w:val="single" w:color="808080" w:sz="4" w:space="0"/>
+            </w:tcBorders>
+            <w:tcMar>
+              <w:top w:w="60" w:type="dxa"/>
+              <w:left w:w="100" w:type="dxa"/>
+              <w:bottom w:w="60" w:type="dxa"/>
+              <w:right w:w="100" w:type="dxa"/>
+            </w:tcMar>
+            <w:vAlign w:val="center"/>
+          </w:tcPr>
+          <w:p>
+            <w:pPr>
+              <w:spacing w:before="0" w:after="60"/>
+              <w:jc w:val="left"/>
+            </w:pPr>
+            <w:r>
+              <w:rPr>
+                <w:rFonts w:ascii="Calibri" w:hAnsi="Calibri" w:eastAsia="Calibri" w:cs="Calibri"/>
+                <w:b w:val="0"/>
+                <w:bCs w:val="0"/>
+                <w:i w:val="0"/>
+                <w:iCs w:val="0"/>
+                <w:sz w:val="18"/>
+                <w:szCs w:val="18"/>
+              </w:rPr>
+              <w:t>—</w:t>
             </w:r>
           </w:p>
         </w:tc>
@@ -5236,7 +5271,7 @@
           <w:sz w:val="18"/>
           <w:szCs w:val="18"/>
         </w:rPr>
-        <w:t>Chuỗi phụ thuộc: T1 → T2 → T3, và T1 → T4, T5 → T6 → T7 → T8 → T9. T1 là nút thắt cổ chai của cả Sprint vì ba hạng mục US-16, US-17 và US-18 đều cần bảng giá hoạt động đúng trước khi triển khai được.</w:t>
+        <w:t>Một người thực hiện: PT → T1 → T2 → … → T7 → KT → DP. Phụ thuộc kỹ thuật: T2 sau T1; T3, T4 cần bảng giá (US-13, đã xong ở Sprint 2); T5 sau T2 và T4; T6 sau T5; T7 sau T6. Sprint dài 13 ngày = 1 ngày phân tích + 10,25 ngày công việc + 1,75 ngày dự phòng (PERT_ToanDuAn.docx).</w:t>
       </w:r>
     </w:p>
     <w:p>
@@ -5288,7 +5323,7 @@
           <w:sz w:val="20"/>
           <w:szCs w:val="20"/>
         </w:rPr>
-        <w:t>Cam kết 26 điểm vượt năng lực 23 điểm do gánh US-13 từ Sprint 2, thiếu 3 điểm ngay từ ngày đầu.</w:t>
+        <w:t>Sprint có 6 story, 21 điểm, phần lớn phụ thuộc bảng giá và service tính phí.</w:t>
       </w:r>
     </w:p>
     <w:p>
@@ -5322,7 +5357,7 @@
           <w:sz w:val="20"/>
           <w:szCs w:val="20"/>
         </w:rPr>
-        <w:t>US-19 nằm cuối chuỗi và chỉ 3 điểm, được xác định trước là ứng viên lùi sang Sprint 4. Mốc quyết định là hết ngày 06/10.</w:t>
+        <w:t>Sprint dài 13 ngày theo PERT, có 1,75 ngày dự phòng; không lùi story nào sang Sprint 4.</w:t>
       </w:r>
     </w:p>
     <w:p>
@@ -5396,7 +5431,7 @@
           <w:sz w:val="20"/>
           <w:szCs w:val="20"/>
         </w:rPr>
-        <w:t>Viết unit test cho 10 kịch bản tính phí ngay trong T5, trước khi dựng giao diện. Bao gồm 4 vùng, ranh giới hai bậc, khối lượng quy đổi lớn hơn khối lượng thực, và hàng có phụ phí đặc biệt.</w:t>
+        <w:t>Viết unit test cho 10 kịch bản tính phí ngay trong T4, trước khi dựng giao diện. Dùng lại hàm findTier và 8 test ranh giới bậc đã có ở US-13.</w:t>
       </w:r>
     </w:p>
     <w:p>
@@ -5470,7 +5505,7 @@
           <w:sz w:val="20"/>
           <w:szCs w:val="20"/>
         </w:rPr>
-        <w:t>Dùng lại test transaction đã viết ở Sprint 1 làm bước kiểm tra đầu tiên của T6 trước khi viết logic nghiệp vụ.</w:t>
+        <w:t>Dùng lại test transaction đã viết ở Sprint 1 làm bước kiểm tra đầu tiên của T5 trước khi viết logic nghiệp vụ.</w:t>
       </w:r>
     </w:p>
     <w:p>
@@ -5544,7 +5579,7 @@
           <w:sz w:val="20"/>
           <w:szCs w:val="20"/>
         </w:rPr>
-        <w:t>Viết một kịch bản end-to-end riêng ở T9: ước tính phí khi chưa đăng nhập, bấm gửi hàng ngay, đăng ký tài khoản mới, kiểm tra màn hình tạo đơn còn đủ dữ liệu đã nhập.</w:t>
+        <w:t>Viết một kịch bản end-to-end riêng ở KT: ước tính phí khi chưa đăng nhập, bấm gửi hàng, đăng ký tài khoản mới, kiểm tra màn hình tạo đơn còn đủ dữ liệu đã nhập (chạy cả trên máy ảo).</w:t>
       </w:r>
     </w:p>
     <w:p>
@@ -5584,7 +5619,7 @@
           <w:sz w:val="20"/>
           <w:szCs w:val="20"/>
         </w:rPr>
-        <w:t>Sprint 3 chứa nghiệp vụ lõi đầu tiên. Nếu trễ sẽ dồn áp lực sang Sprint 4 vốn đã kín 26 điểm với hạng mục phân công tự động.</w:t>
+        <w:t>Sprint 3 chứa nghiệp vụ lõi đầu tiên; trễ sẽ dời toàn bộ Sprint 4–6.</w:t>
       </w:r>
     </w:p>
     <w:p>
@@ -5618,7 +5653,7 @@
           <w:sz w:val="20"/>
           <w:szCs w:val="20"/>
         </w:rPr>
-        <w:t>Theo dõi tiến độ hằng ngày qua Daily Log. Nếu đến hết ngày 06/10 chưa hoàn thành US-17 thì chủ động lùi US-19 ngay thay vì làm vội cả hai.</w:t>
+        <w:t>Theo dõi tiến độ hằng ngày. Task trễ thì dùng dự phòng; hết dự phòng thì kéo dài Sprint đúng số ngày thiếu và dời Sprint 4–6 — không cắt việc.</w:t>
       </w:r>
     </w:p>
     <w:p>
@@ -5852,7 +5887,7 @@
                 <w:sz w:val="20"/>
                 <w:szCs w:val="20"/>
               </w:rPr>
-              <w:t>US-13 — Quản lý bảng giá vận chuyển</w:t>
+              <w:t>US-14 — Điểm tập kết</w:t>
             </w:r>
           </w:p>
         </w:tc>
@@ -5888,7 +5923,7 @@
                 <w:sz w:val="20"/>
                 <w:szCs w:val="20"/>
               </w:rPr>
-              <w:t>28/09 – 29/09, 5 điểm</w:t>
+              <w:t>03/11/2026 – 03/11/2026, 2 điểm</w:t>
             </w:r>
           </w:p>
         </w:tc>
@@ -5924,7 +5959,7 @@
                 <w:sz w:val="20"/>
                 <w:szCs w:val="20"/>
               </w:rPr>
-              <w:t>Chưa thực hiện</w:t>
+              <w:t>Chưa bắt đầu</w:t>
             </w:r>
           </w:p>
         </w:tc>
@@ -5978,7 +6013,7 @@
                 <w:sz w:val="20"/>
                 <w:szCs w:val="20"/>
               </w:rPr>
-              <w:t>US-14 — Quản lý danh mục điểm tập kết</w:t>
+              <w:t>US-15 — Địa điểm lấy hàng</w:t>
             </w:r>
           </w:p>
         </w:tc>
@@ -6014,7 +6049,7 @@
                 <w:sz w:val="20"/>
                 <w:szCs w:val="20"/>
               </w:rPr>
-              <w:t>30/09, 2 điểm</w:t>
+              <w:t>04/11/2026 – 05/11/2026, 3 điểm</w:t>
             </w:r>
           </w:p>
         </w:tc>
@@ -6050,7 +6085,7 @@
                 <w:sz w:val="20"/>
                 <w:szCs w:val="20"/>
               </w:rPr>
-              <w:t>Chưa thực hiện</w:t>
+              <w:t>Chưa bắt đầu</w:t>
             </w:r>
           </w:p>
         </w:tc>
@@ -6104,7 +6139,7 @@
                 <w:sz w:val="20"/>
                 <w:szCs w:val="20"/>
               </w:rPr>
-              <w:t>US-15 — Quản lý địa điểm lấy hàng</w:t>
+              <w:t>US-16 — Ước tính phí</w:t>
             </w:r>
           </w:p>
         </w:tc>
@@ -6140,7 +6175,7 @@
                 <w:sz w:val="20"/>
                 <w:szCs w:val="20"/>
               </w:rPr>
-              <w:t>01/10, 3 điểm</w:t>
+              <w:t>05/11/2026 – 06/11/2026, 3 điểm</w:t>
             </w:r>
           </w:p>
         </w:tc>
@@ -6176,7 +6211,7 @@
                 <w:sz w:val="20"/>
                 <w:szCs w:val="20"/>
               </w:rPr>
-              <w:t>Chưa thực hiện</w:t>
+              <w:t>Chưa bắt đầu</w:t>
             </w:r>
           </w:p>
         </w:tc>
@@ -6230,7 +6265,7 @@
                 <w:sz w:val="20"/>
                 <w:szCs w:val="20"/>
               </w:rPr>
-              <w:t>US-16 đến US-19</w:t>
+              <w:t>US-17 — Tính phí</w:t>
             </w:r>
           </w:p>
         </w:tc>
@@ -6266,7 +6301,259 @@
                 <w:sz w:val="20"/>
                 <w:szCs w:val="20"/>
               </w:rPr>
-              <w:t>02/10 – 09/10, 16 điểm</w:t>
+              <w:t>06/11/2026 – 10/11/2026, 5 điểm</w:t>
+            </w:r>
+          </w:p>
+        </w:tc>
+        <w:tc>
+          <w:tcPr>
+            <w:tcW w:w="4880" w:type="dxa"/>
+            <w:tcBorders>
+              <w:top w:val="single" w:color="808080" w:sz="4" w:space="0"/>
+              <w:left w:val="single" w:color="808080" w:sz="4" w:space="0"/>
+              <w:bottom w:val="single" w:color="808080" w:sz="4" w:space="0"/>
+              <w:right w:val="single" w:color="808080" w:sz="4" w:space="0"/>
+            </w:tcBorders>
+            <w:tcMar>
+              <w:top w:w="60" w:type="dxa"/>
+              <w:left w:w="100" w:type="dxa"/>
+              <w:bottom w:w="60" w:type="dxa"/>
+              <w:right w:w="100" w:type="dxa"/>
+            </w:tcMar>
+            <w:vAlign w:val="center"/>
+          </w:tcPr>
+          <w:p>
+            <w:pPr>
+              <w:spacing w:before="0" w:after="60"/>
+              <w:jc w:val="left"/>
+            </w:pPr>
+            <w:r>
+              <w:rPr>
+                <w:rFonts w:ascii="Calibri" w:hAnsi="Calibri" w:eastAsia="Calibri" w:cs="Calibri"/>
+                <w:b w:val="0"/>
+                <w:bCs w:val="0"/>
+                <w:i w:val="0"/>
+                <w:iCs w:val="0"/>
+                <w:sz w:val="20"/>
+                <w:szCs w:val="20"/>
+              </w:rPr>
+              <w:t>Chưa bắt đầu</w:t>
+            </w:r>
+          </w:p>
+        </w:tc>
+      </w:tr>
+      <w:tr>
+        <w:tblPrEx>
+          <w:tblBorders>
+            <w:top w:val="single" w:color="auto" w:sz="4" w:space="0"/>
+            <w:left w:val="single" w:color="auto" w:sz="4" w:space="0"/>
+            <w:bottom w:val="single" w:color="auto" w:sz="4" w:space="0"/>
+            <w:right w:val="single" w:color="auto" w:sz="4" w:space="0"/>
+            <w:insideH w:val="single" w:color="auto" w:sz="4" w:space="0"/>
+            <w:insideV w:val="single" w:color="auto" w:sz="4" w:space="0"/>
+          </w:tblBorders>
+          <w:tblCellMar>
+            <w:top w:w="0" w:type="dxa"/>
+            <w:left w:w="10" w:type="dxa"/>
+            <w:bottom w:w="0" w:type="dxa"/>
+            <w:right w:w="10" w:type="dxa"/>
+          </w:tblCellMar>
+        </w:tblPrEx>
+        <w:tc>
+          <w:tcPr>
+            <w:tcW w:w="5350" w:type="dxa"/>
+            <w:tcBorders>
+              <w:top w:val="single" w:color="808080" w:sz="4" w:space="0"/>
+              <w:left w:val="single" w:color="808080" w:sz="4" w:space="0"/>
+              <w:bottom w:val="single" w:color="808080" w:sz="4" w:space="0"/>
+              <w:right w:val="single" w:color="808080" w:sz="4" w:space="0"/>
+            </w:tcBorders>
+            <w:tcMar>
+              <w:top w:w="60" w:type="dxa"/>
+              <w:left w:w="100" w:type="dxa"/>
+              <w:bottom w:w="60" w:type="dxa"/>
+              <w:right w:w="100" w:type="dxa"/>
+            </w:tcMar>
+            <w:vAlign w:val="center"/>
+          </w:tcPr>
+          <w:p>
+            <w:pPr>
+              <w:spacing w:before="0" w:after="60"/>
+              <w:jc w:val="left"/>
+            </w:pPr>
+            <w:r>
+              <w:rPr>
+                <w:rFonts w:ascii="Calibri" w:hAnsi="Calibri" w:eastAsia="Calibri" w:cs="Calibri"/>
+                <w:b w:val="0"/>
+                <w:bCs w:val="0"/>
+                <w:i w:val="0"/>
+                <w:iCs w:val="0"/>
+                <w:sz w:val="20"/>
+                <w:szCs w:val="20"/>
+              </w:rPr>
+              <w:t>US-18 — Tạo đơn hàng</w:t>
+            </w:r>
+          </w:p>
+        </w:tc>
+        <w:tc>
+          <w:tcPr>
+            <w:tcW w:w="4570" w:type="dxa"/>
+            <w:tcBorders>
+              <w:top w:val="single" w:color="808080" w:sz="4" w:space="0"/>
+              <w:left w:val="single" w:color="808080" w:sz="4" w:space="0"/>
+              <w:bottom w:val="single" w:color="808080" w:sz="4" w:space="0"/>
+              <w:right w:val="single" w:color="808080" w:sz="4" w:space="0"/>
+            </w:tcBorders>
+            <w:tcMar>
+              <w:top w:w="60" w:type="dxa"/>
+              <w:left w:w="100" w:type="dxa"/>
+              <w:bottom w:w="60" w:type="dxa"/>
+              <w:right w:w="100" w:type="dxa"/>
+            </w:tcMar>
+            <w:vAlign w:val="center"/>
+          </w:tcPr>
+          <w:p>
+            <w:pPr>
+              <w:spacing w:before="0" w:after="60"/>
+              <w:jc w:val="left"/>
+            </w:pPr>
+            <w:r>
+              <w:rPr>
+                <w:rFonts w:ascii="Calibri" w:hAnsi="Calibri" w:eastAsia="Calibri" w:cs="Calibri"/>
+                <w:b w:val="0"/>
+                <w:bCs w:val="0"/>
+                <w:i w:val="0"/>
+                <w:iCs w:val="0"/>
+                <w:sz w:val="20"/>
+                <w:szCs w:val="20"/>
+              </w:rPr>
+              <w:t>10/11/2026 – 13/11/2026, 5 điểm</w:t>
+            </w:r>
+          </w:p>
+        </w:tc>
+        <w:tc>
+          <w:tcPr>
+            <w:tcW w:w="4880" w:type="dxa"/>
+            <w:tcBorders>
+              <w:top w:val="single" w:color="808080" w:sz="4" w:space="0"/>
+              <w:left w:val="single" w:color="808080" w:sz="4" w:space="0"/>
+              <w:bottom w:val="single" w:color="808080" w:sz="4" w:space="0"/>
+              <w:right w:val="single" w:color="808080" w:sz="4" w:space="0"/>
+            </w:tcBorders>
+            <w:tcMar>
+              <w:top w:w="60" w:type="dxa"/>
+              <w:left w:w="100" w:type="dxa"/>
+              <w:bottom w:w="60" w:type="dxa"/>
+              <w:right w:w="100" w:type="dxa"/>
+            </w:tcMar>
+            <w:vAlign w:val="center"/>
+          </w:tcPr>
+          <w:p>
+            <w:pPr>
+              <w:spacing w:before="0" w:after="60"/>
+              <w:jc w:val="left"/>
+            </w:pPr>
+            <w:r>
+              <w:rPr>
+                <w:rFonts w:ascii="Calibri" w:hAnsi="Calibri" w:eastAsia="Calibri" w:cs="Calibri"/>
+                <w:b w:val="0"/>
+                <w:bCs w:val="0"/>
+                <w:i w:val="0"/>
+                <w:iCs w:val="0"/>
+                <w:sz w:val="20"/>
+                <w:szCs w:val="20"/>
+              </w:rPr>
+              <w:t>Chưa bắt đầu</w:t>
+            </w:r>
+          </w:p>
+        </w:tc>
+      </w:tr>
+      <w:tr>
+        <w:tblPrEx>
+          <w:tblBorders>
+            <w:top w:val="single" w:color="auto" w:sz="4" w:space="0"/>
+            <w:left w:val="single" w:color="auto" w:sz="4" w:space="0"/>
+            <w:bottom w:val="single" w:color="auto" w:sz="4" w:space="0"/>
+            <w:right w:val="single" w:color="auto" w:sz="4" w:space="0"/>
+            <w:insideH w:val="single" w:color="auto" w:sz="4" w:space="0"/>
+            <w:insideV w:val="single" w:color="auto" w:sz="4" w:space="0"/>
+          </w:tblBorders>
+          <w:tblCellMar>
+            <w:top w:w="0" w:type="dxa"/>
+            <w:left w:w="10" w:type="dxa"/>
+            <w:bottom w:w="0" w:type="dxa"/>
+            <w:right w:w="10" w:type="dxa"/>
+          </w:tblCellMar>
+        </w:tblPrEx>
+        <w:tc>
+          <w:tcPr>
+            <w:tcW w:w="5350" w:type="dxa"/>
+            <w:tcBorders>
+              <w:top w:val="single" w:color="808080" w:sz="4" w:space="0"/>
+              <w:left w:val="single" w:color="808080" w:sz="4" w:space="0"/>
+              <w:bottom w:val="single" w:color="808080" w:sz="4" w:space="0"/>
+              <w:right w:val="single" w:color="808080" w:sz="4" w:space="0"/>
+            </w:tcBorders>
+            <w:tcMar>
+              <w:top w:w="60" w:type="dxa"/>
+              <w:left w:w="100" w:type="dxa"/>
+              <w:bottom w:w="60" w:type="dxa"/>
+              <w:right w:w="100" w:type="dxa"/>
+            </w:tcMar>
+            <w:vAlign w:val="center"/>
+          </w:tcPr>
+          <w:p>
+            <w:pPr>
+              <w:spacing w:before="0" w:after="60"/>
+              <w:jc w:val="left"/>
+            </w:pPr>
+            <w:r>
+              <w:rPr>
+                <w:rFonts w:ascii="Calibri" w:hAnsi="Calibri" w:eastAsia="Calibri" w:cs="Calibri"/>
+                <w:b w:val="0"/>
+                <w:bCs w:val="0"/>
+                <w:i w:val="0"/>
+                <w:iCs w:val="0"/>
+                <w:sz w:val="20"/>
+                <w:szCs w:val="20"/>
+              </w:rPr>
+              <w:t>US-19 — Thu hộ COD</w:t>
+            </w:r>
+          </w:p>
+        </w:tc>
+        <w:tc>
+          <w:tcPr>
+            <w:tcW w:w="4570" w:type="dxa"/>
+            <w:tcBorders>
+              <w:top w:val="single" w:color="808080" w:sz="4" w:space="0"/>
+              <w:left w:val="single" w:color="808080" w:sz="4" w:space="0"/>
+              <w:bottom w:val="single" w:color="808080" w:sz="4" w:space="0"/>
+              <w:right w:val="single" w:color="808080" w:sz="4" w:space="0"/>
+            </w:tcBorders>
+            <w:tcMar>
+              <w:top w:w="60" w:type="dxa"/>
+              <w:left w:w="100" w:type="dxa"/>
+              <w:bottom w:w="60" w:type="dxa"/>
+              <w:right w:w="100" w:type="dxa"/>
+            </w:tcMar>
+            <w:vAlign w:val="center"/>
+          </w:tcPr>
+          <w:p>
+            <w:pPr>
+              <w:spacing w:before="0" w:after="60"/>
+              <w:jc w:val="left"/>
+            </w:pPr>
+            <w:r>
+              <w:rPr>
+                <w:rFonts w:ascii="Calibri" w:hAnsi="Calibri" w:eastAsia="Calibri" w:cs="Calibri"/>
+                <w:b w:val="0"/>
+                <w:bCs w:val="0"/>
+                <w:i w:val="0"/>
+                <w:iCs w:val="0"/>
+                <w:sz w:val="20"/>
+                <w:szCs w:val="20"/>
+              </w:rPr>
+              <w:t>13/11/2026 – 16/11/2026, 3 điểm</w:t>
             </w:r>
           </w:p>
         </w:tc>
@@ -6335,7 +6622,7 @@
           <w:sz w:val="20"/>
           <w:szCs w:val="20"/>
         </w:rPr>
-        <w:t>bản cập nhật trước ghi US-13, US-14 hoàn thành và US-15 đang làm theo lịch dự kiến, nhưng đến nay chưa có mã nguồn cho ba story này — trạng thái và bảng Kế hoạch/Thực tế đã sửa về “To Do”/“Chưa thực hiện”. Sprint 2 khép lại với 19/24 điểm (US-13 chuyển sang), nên Sprint 3 vẫn gánh 26 điểm như rủi ro thứ nhất đã nêu.</w:t>
+        <w:t>US-13 đã hoàn thành trong Sprint 2 (kéo dài) nên rút khỏi Sprint 3; cam kết còn 21 điểm. Lịch Sprint 3 dời từ 07/10/2026 – 23/10/2026 sang 02/11/2026 – 18/11/2026 theo quy tắc trễ hạn, giữ nguyên thời lượng PERT. Các bản cập nhật trước ghi US-13, US-14 “Done” và US-15 “In Progress” là sai (chưa có mã nguồn) — đã sửa về To Do.</w:t>
       </w:r>
     </w:p>
     <w:p>
@@ -6369,7 +6656,7 @@
           <w:sz w:val="20"/>
           <w:szCs w:val="20"/>
         </w:rPr>
-        <w:t>bắt đầu Sprint 3 bằng US-13 vì là nút thắt của cả Sprint (T1); viết 8 unit test ranh giới bậc khối lượng trước khi dựng giao diện bảng giá. Lịch cụ thể lập lại tại buổi Sprint Planning kế tiếp, sau Sprint Review 2.</w:t>
+        <w:t>bắt đầu bằng ngày phân tích 02/11/2026; làm theo thứ tự bảng phân công.</w:t>
       </w:r>
     </w:p>
     <w:p>
@@ -6403,7 +6690,7 @@
           <w:sz w:val="20"/>
           <w:szCs w:val="20"/>
         </w:rPr>
-        <w:t>giữ quy tắc đã chốt — nếu sau 6 ngày làm việc đầu chưa xong US-17 thì lùi US-19 sang Sprint 4 và ghi nhận trong biên bản Sprint Review, để Sprint 3 còn 23 điểm, đúng năng lực thực.</w:t>
+        <w:t>nếu hết 1,75 ngày dự phòng mà chưa xong, kéo dài Sprint 3 và dời Sprint 4–6 tương ứng; không lùi US-19 hay story nào khác.</w:t>
       </w:r>
     </w:p>
     <w:p>
@@ -6437,7 +6724,7 @@
           <w:sz w:val="20"/>
           <w:szCs w:val="20"/>
         </w:rPr>
-        <w:t>hai Sprint liên tiếp cam kết vượt năng lực — Sprint 2 là 24 điểm và Sprint 3 là 26 điểm. Cả hai đều không đạt cam kết. Từ Sprint 4 giữ mức cam kết bằng đúng năng lực tham chiếu.</w:t>
+        <w:t>Sprint 2 và bản kế hoạch cũ của Sprint 3 đều cam kết vượt sức chứa và không có ngày dự phòng. Từ Sprint 3 mọi Sprint lập theo PERT: phân tích + công việc + dự phòng.</w:t>
       </w:r>
       <w:bookmarkStart w:id="0" w:name="_GoBack"/>
       <w:bookmarkEnd w:id="0"/>
